--- a/06-学生侧材料/讲义/2-结构化学/晶体结构深化-超级充实版（自学完整）.docx
+++ b/06-学生侧材料/讲义/2-结构化学/晶体结构深化-超级充实版（自学完整）.docx
@@ -1704,7 +1704,7 @@
         <w:rPr>
           <w:rFonts w:hint="eastAsia" w:ascii="Times New Roman" w:hAnsi="Times New Roman" w:eastAsia="FangSong" w:cs="Times New Roman"/>
         </w:rPr>
-        <w:t>晶体题最怕一上来就背结构名词</w:t>
+        <w:t>晶体题最怕一开始就背结构名词</w:t>
       </w:r>
       <w:r>
         <w:rPr>
@@ -4502,7 +4502,7 @@
         <w:rPr>
           <w:rFonts w:hint="eastAsia" w:ascii="Times New Roman" w:hAnsi="Times New Roman" w:eastAsia="FangSong" w:cs="Times New Roman"/>
         </w:rPr>
-        <w:t>而是抓住一句话</w:t>
+        <w:t>而是抓住要点</w:t>
       </w:r>
       <w:r>
         <w:rPr>
@@ -6853,7 +6853,7 @@
         <w:rPr>
           <w:rFonts w:hint="eastAsia" w:ascii="Times New Roman" w:hAnsi="Times New Roman" w:eastAsia="FangSong" w:cs="Times New Roman"/>
         </w:rPr>
-        <w:t>于是很多题都可以转化成一句话</w:t>
+        <w:t>于是很多题都可以转化成要点</w:t>
       </w:r>
       <w:r>
         <w:rPr>
@@ -8223,7 +8223,7 @@
         <w:rPr>
           <w:rFonts w:hint="eastAsia" w:ascii="Times New Roman" w:hAnsi="Times New Roman" w:eastAsia="FangSong" w:cs="Times New Roman"/>
         </w:rPr>
-        <w:t>的主线非常清楚</w:t>
+        <w:t>的主线清楚</w:t>
       </w:r>
       <w:r>
         <w:rPr>
@@ -8582,7 +8582,7 @@
       </w:r>
     </w:p>
     <w:bookmarkEnd w:id="49"/>
-    <w:bookmarkStart w:id="50" w:name="复杂结构题其实也有统一开法"/>
+    <w:bookmarkStart w:id="50" w:name="复杂结构题的统一解法"/>
     <w:p>
       <w:pPr>
         <w:pStyle w:val="Heading3"/>
@@ -8598,7 +8598,7 @@
         <w:rPr>
           <w:rFonts w:hint="eastAsia" w:ascii="Times New Roman" w:hAnsi="Times New Roman" w:eastAsia="SimHei" w:cs="Times New Roman"/>
         </w:rPr>
-        <w:t xml:space="preserve">复杂结构题其实也有统一开法</w:t>
+        <w:t xml:space="preserve">复杂结构题的统一解法</w:t>
       </w:r>
     </w:p>
     <w:p>
@@ -9445,7 +9445,7 @@
         <w:rPr>
           <w:rFonts w:hint="eastAsia" w:ascii="Times New Roman" w:hAnsi="Times New Roman" w:eastAsia="FangSong" w:cs="Times New Roman"/>
         </w:rPr>
-        <w:t>这就是为什么晶体结构题常和</w:t>
+        <w:t>因此晶体结构题常和</w:t>
       </w:r>
       <w:r>
         <w:rPr>
@@ -14020,7 +14020,7 @@
         <w:rPr>
           <w:rFonts w:hint="eastAsia" w:ascii="Times New Roman" w:hAnsi="Times New Roman" w:eastAsia="FangSong" w:cs="Times New Roman"/>
         </w:rPr>
-        <w:t>比一上来背结构名更稳</w:t>
+        <w:t>比一开始背结构名更稳</w:t>
       </w:r>
       <w:r>
         <w:rPr>
@@ -15186,9 +15186,51 @@
       </w:r>
       <w:r>
         <w:rPr>
-          <w:rFonts w:hint="eastAsia" w:ascii="Times New Roman" w:hAnsi="Times New Roman" w:eastAsia="FangSong" w:cs="Times New Roman"/>
-        </w:rPr>
-        <w:t>晶体结构基础</w:t>
+          <w:rFonts w:hint="eastAsia" w:ascii="Times New Roman" w:hAnsi="Times New Roman" w:eastAsia="Times New Roman" w:cs="Times New Roman"/>
+        </w:rPr>
+        <w:t>04-</w:t>
+      </w:r>
+      <w:r>
+        <w:rPr>
+          <w:rFonts w:hint="eastAsia" w:ascii="Times New Roman" w:hAnsi="Times New Roman" w:eastAsia="FangSong" w:cs="Times New Roman"/>
+        </w:rPr>
+        <w:t>课件</w:t>
+      </w:r>
+      <w:r>
+        <w:rPr>
+          <w:rFonts w:hint="eastAsia" w:ascii="Times New Roman" w:hAnsi="Times New Roman" w:eastAsia="Times New Roman" w:cs="Times New Roman"/>
+        </w:rPr>
+        <w:t>/</w:t>
+      </w:r>
+      <w:r>
+        <w:rPr>
+          <w:rFonts w:hint="eastAsia" w:ascii="Times New Roman" w:hAnsi="Times New Roman" w:eastAsia="FangSong" w:cs="Times New Roman"/>
+        </w:rPr>
+        <w:t>学生讲义</w:t>
+      </w:r>
+      <w:r>
+        <w:rPr>
+          <w:rFonts w:hint="eastAsia" w:ascii="Times New Roman" w:hAnsi="Times New Roman" w:eastAsia="Times New Roman" w:cs="Times New Roman"/>
+        </w:rPr>
+        <w:t>/2-</w:t>
+      </w:r>
+      <w:r>
+        <w:rPr>
+          <w:rFonts w:hint="eastAsia" w:ascii="Times New Roman" w:hAnsi="Times New Roman" w:eastAsia="FangSong" w:cs="Times New Roman"/>
+        </w:rPr>
+        <w:t>结构化学</w:t>
+      </w:r>
+      <w:r>
+        <w:rPr>
+          <w:rFonts w:hint="eastAsia" w:ascii="Times New Roman" w:hAnsi="Times New Roman" w:eastAsia="Times New Roman" w:cs="Times New Roman"/>
+        </w:rPr>
+        <w:t>/</w:t>
+      </w:r>
+      <w:r>
+        <w:rPr>
+          <w:rFonts w:hint="eastAsia" w:ascii="Times New Roman" w:hAnsi="Times New Roman" w:eastAsia="FangSong" w:cs="Times New Roman"/>
+        </w:rPr>
+        <w:t>晶体学与晶体结构</w:t>
       </w:r>
       <w:r>
         <w:rPr>
@@ -17322,7 +17364,7 @@
     <ns0:name ns0:val="Verbatim Char"/>
     <ns0:basedOn ns0:val="BodyTextChar"/>
     <ns0:rPr>
-      <ns0:rFonts ns0:ascii="SimSun" ns0:hAnsi="SimSun" ns0:eastAsia="SimSun" ns0:cs="SimSun"/>
+      <ns0:rFonts ns0:ascii="SimSun" ns0:cs="SimSun" ns0:eastAsia="SimSun" ns0:hAnsi="SimSun"/>
       <ns0:b ns0:val="0"/>
       <ns0:sz ns0:val="20"/>
     </ns0:rPr>
@@ -17384,7 +17426,7 @@
       <w:wordWrap w:val="off"/>
     </w:pPr>
     <ns0:rPr>
-      <w:rFonts w:ascii="SimSun" w:hAnsi="SimSun" w:eastAsia="SimSun" w:cs="SimSun"/>
+      <w:rFonts ns0:ascii="SimSun" ns0:hAnsi="SimSun" ns0:eastAsia="SimSun" ns0:cs="SimSun"/>
     </ns0:rPr>
   </w:style>
   <w:style w:type="character" w:customStyle="1" w:styleId="KeywordTok">

--- a/06-学生侧材料/讲义/2-结构化学/晶体结构深化-超级充实版（自学完整）.docx
+++ b/06-学生侧材料/讲义/2-结构化学/晶体结构深化-超级充实版（自学完整）.docx
@@ -13482,7 +13482,7 @@
         <w:t>练习</w:t>
       </w:r>
     </w:p>
-    <w:bookmarkStart w:id="69" w:name="基础巩固"/>
+    <w:bookmarkStart w:id="69" w:name="基础巩固3-题"/>
     <w:p>
       <w:pPr>
         <w:pStyle w:val="Heading3"/>
@@ -13498,17 +13498,51 @@
         <w:rPr>
           <w:rFonts w:hint="eastAsia" w:ascii="Times New Roman" w:hAnsi="Times New Roman" w:eastAsia="SimHei" w:cs="Times New Roman"/>
         </w:rPr>
-        <w:t xml:space="preserve">基础巩固</w:t>
-      </w:r>
-    </w:p>
-    <w:p>
-      <w:pPr>
-        <w:pStyle w:val="Compact"/>
-        <w:numPr>
-          <w:ilvl w:val="0"/>
-          <w:numId w:val="1046"/>
-        </w:numPr>
-      </w:pPr>
+        <w:t>基础巩固</w:t>
+      </w:r>
+      <w:r>
+        <w:rPr>
+          <w:rFonts w:hint="eastAsia" w:ascii="Times New Roman" w:hAnsi="Times New Roman" w:eastAsia="Times New Roman" w:cs="Times New Roman"/>
+        </w:rPr>
+        <w:t>（3</w:t>
+      </w:r>
+      <w:r>
+        <w:rPr>
+          <w:rFonts w:ascii="Times New Roman" w:hAnsi="Times New Roman" w:eastAsia="Times New Roman" w:cs="Times New Roman"/>
+        </w:rPr>
+        <w:t xml:space="preserve"> </w:t>
+      </w:r>
+      <w:r>
+        <w:rPr>
+          <w:rFonts w:hint="eastAsia" w:ascii="Times New Roman" w:hAnsi="Times New Roman" w:eastAsia="SimHei" w:cs="Times New Roman"/>
+        </w:rPr>
+        <w:t>题</w:t>
+      </w:r>
+      <w:r>
+        <w:rPr>
+          <w:rFonts w:hint="eastAsia" w:ascii="Times New Roman" w:hAnsi="Times New Roman" w:eastAsia="Times New Roman" w:cs="Times New Roman"/>
+        </w:rPr>
+        <w:t>）</w:t>
+      </w:r>
+    </w:p>
+    <w:p>
+      <w:pPr>
+        <w:pStyle w:val="FirstParagraph"/>
+      </w:pPr>
+      <w:r>
+        <w:rPr>
+          <w:rFonts w:ascii="Times New Roman" w:hAnsi="Times New Roman" w:eastAsia="Times New Roman" w:cs="Times New Roman"/>
+          <w:b/>
+          <w:bCs/>
+        </w:rPr>
+        <w:t xml:space="preserve">1.</w:t>
+      </w:r>
+      <w:r>
+        <w:rPr>
+          <w:rFonts w:ascii="Times New Roman" w:hAnsi="Times New Roman" w:eastAsia="Times New Roman" w:cs="Times New Roman"/>
+        </w:rPr>
+        <w:t xml:space="preserve"> </w:t>
+      </w:r>
       <w:r>
         <w:rPr>
           <w:rFonts w:hint="eastAsia" w:ascii="Times New Roman" w:hAnsi="Times New Roman" w:eastAsia="FangSong" w:cs="Times New Roman"/>
@@ -13545,15 +13579,26 @@
         </w:rPr>
         <w:t>？</w:t>
       </w:r>
-    </w:p>
-    <w:p>
-      <w:pPr>
-        <w:pStyle w:val="Compact"/>
-        <w:numPr>
-          <w:ilvl w:val="0"/>
-          <w:numId w:val="1046"/>
-        </w:numPr>
-      </w:pPr>
+      <w:r>
+        <w:rPr>
+          <w:rFonts w:ascii="Times New Roman" w:hAnsi="Times New Roman" w:eastAsia="Times New Roman" w:cs="Times New Roman"/>
+        </w:rPr>
+        <w:t xml:space="preserve"> </w:t>
+      </w:r>
+      <w:r>
+        <w:rPr>
+          <w:rFonts w:ascii="Times New Roman" w:hAnsi="Times New Roman" w:eastAsia="Times New Roman" w:cs="Times New Roman"/>
+          <w:b/>
+          <w:bCs/>
+        </w:rPr>
+        <w:t xml:space="preserve">2.</w:t>
+      </w:r>
+      <w:r>
+        <w:rPr>
+          <w:rFonts w:ascii="Times New Roman" w:hAnsi="Times New Roman" w:eastAsia="Times New Roman" w:cs="Times New Roman"/>
+        </w:rPr>
+        <w:t xml:space="preserve"> </w:t>
+      </w:r>
       <w:r>
         <w:rPr>
           <w:rFonts w:hint="eastAsia" w:ascii="Times New Roman" w:hAnsi="Times New Roman" w:eastAsia="FangSong" w:cs="Times New Roman"/>
@@ -13604,15 +13649,26 @@
         </w:rPr>
         <w:t>？</w:t>
       </w:r>
-    </w:p>
-    <w:p>
-      <w:pPr>
-        <w:pStyle w:val="Compact"/>
-        <w:numPr>
-          <w:ilvl w:val="0"/>
-          <w:numId w:val="1046"/>
-        </w:numPr>
-      </w:pPr>
+      <w:r>
+        <w:rPr>
+          <w:rFonts w:ascii="Times New Roman" w:hAnsi="Times New Roman" w:eastAsia="Times New Roman" w:cs="Times New Roman"/>
+        </w:rPr>
+        <w:t xml:space="preserve"> </w:t>
+      </w:r>
+      <w:r>
+        <w:rPr>
+          <w:rFonts w:ascii="Times New Roman" w:hAnsi="Times New Roman" w:eastAsia="Times New Roman" w:cs="Times New Roman"/>
+          <w:b/>
+          <w:bCs/>
+        </w:rPr>
+        <w:t xml:space="preserve">3.</w:t>
+      </w:r>
+      <w:r>
+        <w:rPr>
+          <w:rFonts w:ascii="Times New Roman" w:hAnsi="Times New Roman" w:eastAsia="Times New Roman" w:cs="Times New Roman"/>
+        </w:rPr>
+        <w:t xml:space="preserve"> </w:t>
+      </w:r>
       <w:r>
         <w:rPr>
           <w:rFonts w:hint="eastAsia" w:ascii="Times New Roman" w:hAnsi="Times New Roman" w:eastAsia="FangSong" w:cs="Times New Roman"/>
@@ -13651,7 +13707,7 @@
       </w:r>
     </w:p>
     <w:bookmarkEnd w:id="69"/>
-    <w:bookmarkStart w:id="70" w:name="提高训练"/>
+    <w:bookmarkStart w:id="70" w:name="提高训练3-题"/>
     <w:p>
       <w:pPr>
         <w:pStyle w:val="Heading3"/>
@@ -13667,17 +13723,51 @@
         <w:rPr>
           <w:rFonts w:hint="eastAsia" w:ascii="Times New Roman" w:hAnsi="Times New Roman" w:eastAsia="SimHei" w:cs="Times New Roman"/>
         </w:rPr>
-        <w:t xml:space="preserve">提高训练</w:t>
-      </w:r>
-    </w:p>
-    <w:p>
-      <w:pPr>
-        <w:pStyle w:val="Compact"/>
-        <w:numPr>
-          <w:ilvl w:val="0"/>
-          <w:numId w:val="1047"/>
-        </w:numPr>
-      </w:pPr>
+        <w:t>提高训练</w:t>
+      </w:r>
+      <w:r>
+        <w:rPr>
+          <w:rFonts w:hint="eastAsia" w:ascii="Times New Roman" w:hAnsi="Times New Roman" w:eastAsia="Times New Roman" w:cs="Times New Roman"/>
+        </w:rPr>
+        <w:t>（3</w:t>
+      </w:r>
+      <w:r>
+        <w:rPr>
+          <w:rFonts w:ascii="Times New Roman" w:hAnsi="Times New Roman" w:eastAsia="Times New Roman" w:cs="Times New Roman"/>
+        </w:rPr>
+        <w:t xml:space="preserve"> </w:t>
+      </w:r>
+      <w:r>
+        <w:rPr>
+          <w:rFonts w:hint="eastAsia" w:ascii="Times New Roman" w:hAnsi="Times New Roman" w:eastAsia="SimHei" w:cs="Times New Roman"/>
+        </w:rPr>
+        <w:t>题</w:t>
+      </w:r>
+      <w:r>
+        <w:rPr>
+          <w:rFonts w:hint="eastAsia" w:ascii="Times New Roman" w:hAnsi="Times New Roman" w:eastAsia="Times New Roman" w:cs="Times New Roman"/>
+        </w:rPr>
+        <w:t>）</w:t>
+      </w:r>
+    </w:p>
+    <w:p>
+      <w:pPr>
+        <w:pStyle w:val="FirstParagraph"/>
+      </w:pPr>
+      <w:r>
+        <w:rPr>
+          <w:rFonts w:ascii="Times New Roman" w:hAnsi="Times New Roman" w:eastAsia="Times New Roman" w:cs="Times New Roman"/>
+          <w:b/>
+          <w:bCs/>
+        </w:rPr>
+        <w:t xml:space="preserve">4.</w:t>
+      </w:r>
+      <w:r>
+        <w:rPr>
+          <w:rFonts w:ascii="Times New Roman" w:hAnsi="Times New Roman" w:eastAsia="Times New Roman" w:cs="Times New Roman"/>
+        </w:rPr>
+        <w:t xml:space="preserve"> </w:t>
+      </w:r>
       <w:r>
         <w:rPr>
           <w:rFonts w:hint="eastAsia" w:ascii="Times New Roman" w:hAnsi="Times New Roman" w:eastAsia="FangSong" w:cs="Times New Roman"/>
@@ -13747,15 +13837,26 @@
         </w:rPr>
         <w:t xml:space="preserve">。</w:t>
       </w:r>
-    </w:p>
-    <w:p>
-      <w:pPr>
-        <w:pStyle w:val="Compact"/>
-        <w:numPr>
-          <w:ilvl w:val="0"/>
-          <w:numId w:val="1047"/>
-        </w:numPr>
-      </w:pPr>
+      <w:r>
+        <w:rPr>
+          <w:rFonts w:ascii="Times New Roman" w:hAnsi="Times New Roman" w:eastAsia="Times New Roman" w:cs="Times New Roman"/>
+        </w:rPr>
+        <w:t xml:space="preserve"> </w:t>
+      </w:r>
+      <w:r>
+        <w:rPr>
+          <w:rFonts w:ascii="Times New Roman" w:hAnsi="Times New Roman" w:eastAsia="Times New Roman" w:cs="Times New Roman"/>
+          <w:b/>
+          <w:bCs/>
+        </w:rPr>
+        <w:t xml:space="preserve">5.</w:t>
+      </w:r>
+      <w:r>
+        <w:rPr>
+          <w:rFonts w:ascii="Times New Roman" w:hAnsi="Times New Roman" w:eastAsia="Times New Roman" w:cs="Times New Roman"/>
+        </w:rPr>
+        <w:t xml:space="preserve"> </w:t>
+      </w:r>
       <w:r>
         <w:rPr>
           <w:rFonts w:hint="eastAsia" w:ascii="Times New Roman" w:hAnsi="Times New Roman" w:eastAsia="FangSong" w:cs="Times New Roman"/>
@@ -13810,15 +13911,26 @@
         </w:rPr>
         <w:t>。</w:t>
       </w:r>
-    </w:p>
-    <w:p>
-      <w:pPr>
-        <w:pStyle w:val="Compact"/>
-        <w:numPr>
-          <w:ilvl w:val="0"/>
-          <w:numId w:val="1047"/>
-        </w:numPr>
-      </w:pPr>
+      <w:r>
+        <w:rPr>
+          <w:rFonts w:ascii="Times New Roman" w:hAnsi="Times New Roman" w:eastAsia="Times New Roman" w:cs="Times New Roman"/>
+        </w:rPr>
+        <w:t xml:space="preserve"> </w:t>
+      </w:r>
+      <w:r>
+        <w:rPr>
+          <w:rFonts w:ascii="Times New Roman" w:hAnsi="Times New Roman" w:eastAsia="Times New Roman" w:cs="Times New Roman"/>
+          <w:b/>
+          <w:bCs/>
+        </w:rPr>
+        <w:t xml:space="preserve">6.</w:t>
+      </w:r>
+      <w:r>
+        <w:rPr>
+          <w:rFonts w:ascii="Times New Roman" w:hAnsi="Times New Roman" w:eastAsia="Times New Roman" w:cs="Times New Roman"/>
+        </w:rPr>
+        <w:t xml:space="preserve"> </w:t>
+      </w:r>
       <w:r>
         <w:rPr>
           <w:rFonts w:hint="eastAsia" w:ascii="Times New Roman" w:hAnsi="Times New Roman" w:eastAsia="FangSong" w:cs="Times New Roman"/>
@@ -13893,7 +14005,7 @@
       </w:r>
     </w:p>
     <w:bookmarkEnd w:id="70"/>
-    <w:bookmarkStart w:id="71" w:name="挑战题"/>
+    <w:bookmarkStart w:id="71" w:name="挑战题3-题"/>
     <w:p>
       <w:pPr>
         <w:pStyle w:val="Heading3"/>
@@ -13909,17 +14021,51 @@
         <w:rPr>
           <w:rFonts w:hint="eastAsia" w:ascii="Times New Roman" w:hAnsi="Times New Roman" w:eastAsia="SimHei" w:cs="Times New Roman"/>
         </w:rPr>
-        <w:t xml:space="preserve">挑战题</w:t>
-      </w:r>
-    </w:p>
-    <w:p>
-      <w:pPr>
-        <w:pStyle w:val="Compact"/>
-        <w:numPr>
-          <w:ilvl w:val="0"/>
-          <w:numId w:val="1048"/>
-        </w:numPr>
-      </w:pPr>
+        <w:t>挑战题</w:t>
+      </w:r>
+      <w:r>
+        <w:rPr>
+          <w:rFonts w:hint="eastAsia" w:ascii="Times New Roman" w:hAnsi="Times New Roman" w:eastAsia="Times New Roman" w:cs="Times New Roman"/>
+        </w:rPr>
+        <w:t>（3</w:t>
+      </w:r>
+      <w:r>
+        <w:rPr>
+          <w:rFonts w:ascii="Times New Roman" w:hAnsi="Times New Roman" w:eastAsia="Times New Roman" w:cs="Times New Roman"/>
+        </w:rPr>
+        <w:t xml:space="preserve"> </w:t>
+      </w:r>
+      <w:r>
+        <w:rPr>
+          <w:rFonts w:hint="eastAsia" w:ascii="Times New Roman" w:hAnsi="Times New Roman" w:eastAsia="SimHei" w:cs="Times New Roman"/>
+        </w:rPr>
+        <w:t>题</w:t>
+      </w:r>
+      <w:r>
+        <w:rPr>
+          <w:rFonts w:hint="eastAsia" w:ascii="Times New Roman" w:hAnsi="Times New Roman" w:eastAsia="Times New Roman" w:cs="Times New Roman"/>
+        </w:rPr>
+        <w:t>）</w:t>
+      </w:r>
+    </w:p>
+    <w:p>
+      <w:pPr>
+        <w:pStyle w:val="FirstParagraph"/>
+      </w:pPr>
+      <w:r>
+        <w:rPr>
+          <w:rFonts w:ascii="Times New Roman" w:hAnsi="Times New Roman" w:eastAsia="Times New Roman" w:cs="Times New Roman"/>
+          <w:b/>
+          <w:bCs/>
+        </w:rPr>
+        <w:t xml:space="preserve">7.</w:t>
+      </w:r>
+      <w:r>
+        <w:rPr>
+          <w:rFonts w:ascii="Times New Roman" w:hAnsi="Times New Roman" w:eastAsia="Times New Roman" w:cs="Times New Roman"/>
+        </w:rPr>
+        <w:t xml:space="preserve"> </w:t>
+      </w:r>
       <w:r>
         <w:rPr>
           <w:rFonts w:hint="eastAsia" w:ascii="Times New Roman" w:hAnsi="Times New Roman" w:eastAsia="FangSong" w:cs="Times New Roman"/>
@@ -14028,15 +14174,26 @@
         </w:rPr>
         <w:t>。</w:t>
       </w:r>
-    </w:p>
-    <w:p>
-      <w:pPr>
-        <w:pStyle w:val="Compact"/>
-        <w:numPr>
-          <w:ilvl w:val="0"/>
-          <w:numId w:val="1048"/>
-        </w:numPr>
-      </w:pPr>
+      <w:r>
+        <w:rPr>
+          <w:rFonts w:ascii="Times New Roman" w:hAnsi="Times New Roman" w:eastAsia="Times New Roman" w:cs="Times New Roman"/>
+        </w:rPr>
+        <w:t xml:space="preserve"> </w:t>
+      </w:r>
+      <w:r>
+        <w:rPr>
+          <w:rFonts w:ascii="Times New Roman" w:hAnsi="Times New Roman" w:eastAsia="Times New Roman" w:cs="Times New Roman"/>
+          <w:b/>
+          <w:bCs/>
+        </w:rPr>
+        <w:t xml:space="preserve">8.</w:t>
+      </w:r>
+      <w:r>
+        <w:rPr>
+          <w:rFonts w:ascii="Times New Roman" w:hAnsi="Times New Roman" w:eastAsia="Times New Roman" w:cs="Times New Roman"/>
+        </w:rPr>
+        <w:t xml:space="preserve"> </w:t>
+      </w:r>
       <w:r>
         <w:rPr>
           <w:rFonts w:hint="eastAsia" w:ascii="Times New Roman" w:hAnsi="Times New Roman" w:eastAsia="FangSong" w:cs="Times New Roman"/>
@@ -14109,15 +14266,26 @@
         </w:rPr>
         <w:t>。</w:t>
       </w:r>
-    </w:p>
-    <w:p>
-      <w:pPr>
-        <w:pStyle w:val="Compact"/>
-        <w:numPr>
-          <w:ilvl w:val="0"/>
-          <w:numId w:val="1048"/>
-        </w:numPr>
-      </w:pPr>
+      <w:r>
+        <w:rPr>
+          <w:rFonts w:ascii="Times New Roman" w:hAnsi="Times New Roman" w:eastAsia="Times New Roman" w:cs="Times New Roman"/>
+        </w:rPr>
+        <w:t xml:space="preserve"> </w:t>
+      </w:r>
+      <w:r>
+        <w:rPr>
+          <w:rFonts w:ascii="Times New Roman" w:hAnsi="Times New Roman" w:eastAsia="Times New Roman" w:cs="Times New Roman"/>
+          <w:b/>
+          <w:bCs/>
+        </w:rPr>
+        <w:t xml:space="preserve">9.</w:t>
+      </w:r>
+      <w:r>
+        <w:rPr>
+          <w:rFonts w:ascii="Times New Roman" w:hAnsi="Times New Roman" w:eastAsia="Times New Roman" w:cs="Times New Roman"/>
+        </w:rPr>
+        <w:t xml:space="preserve"> </w:t>
+      </w:r>
       <w:r>
         <w:rPr>
           <w:rFonts w:hint="eastAsia" w:ascii="Times New Roman" w:hAnsi="Times New Roman" w:eastAsia="FangSong" w:cs="Times New Roman"/>
@@ -14184,12 +14352,22 @@
     </w:p>
     <w:p>
       <w:pPr>
-        <w:pStyle w:val="Compact"/>
-        <w:numPr>
-          <w:ilvl w:val="0"/>
-          <w:numId w:val="1049"/>
-        </w:numPr>
-      </w:pPr>
+        <w:pStyle w:val="FirstParagraph"/>
+      </w:pPr>
+      <w:r>
+        <w:rPr>
+          <w:rFonts w:ascii="Times New Roman" w:hAnsi="Times New Roman" w:eastAsia="Times New Roman" w:cs="Times New Roman"/>
+          <w:b/>
+          <w:bCs/>
+        </w:rPr>
+        <w:t xml:space="preserve">1.</w:t>
+      </w:r>
+      <w:r>
+        <w:rPr>
+          <w:rFonts w:ascii="Times New Roman" w:hAnsi="Times New Roman" w:eastAsia="Times New Roman" w:cs="Times New Roman"/>
+        </w:rPr>
+        <w:t xml:space="preserve"> </w:t>
+      </w:r>
       <w:r>
         <w:rPr>
           <w:rFonts w:hint="eastAsia" w:ascii="Times New Roman" w:hAnsi="Times New Roman" w:eastAsia="FangSong" w:cs="Times New Roman"/>
@@ -14267,12 +14445,22 @@
     </w:p>
     <w:p>
       <w:pPr>
-        <w:pStyle w:val="Compact"/>
-        <w:numPr>
-          <w:ilvl w:val="0"/>
-          <w:numId w:val="1049"/>
-        </w:numPr>
-      </w:pPr>
+        <w:pStyle w:val="BodyText"/>
+      </w:pPr>
+      <w:r>
+        <w:rPr>
+          <w:rFonts w:ascii="Times New Roman" w:hAnsi="Times New Roman" w:eastAsia="Times New Roman" w:cs="Times New Roman"/>
+          <w:b/>
+          <w:bCs/>
+        </w:rPr>
+        <w:t xml:space="preserve">2.</w:t>
+      </w:r>
+      <w:r>
+        <w:rPr>
+          <w:rFonts w:ascii="Times New Roman" w:hAnsi="Times New Roman" w:eastAsia="Times New Roman" w:cs="Times New Roman"/>
+        </w:rPr>
+        <w:t xml:space="preserve"> </w:t>
+      </w:r>
       <w:r>
         <w:rPr>
           <w:rFonts w:hint="eastAsia" w:ascii="Times New Roman" w:hAnsi="Times New Roman" w:eastAsia="FangSong" w:cs="Times New Roman"/>
@@ -14402,29 +14590,464 @@
     </w:p>
     <w:p>
       <w:pPr>
+        <w:pStyle w:val="BodyText"/>
+      </w:pPr>
+      <w:r>
+        <w:rPr>
+          <w:rFonts w:ascii="Times New Roman" w:hAnsi="Times New Roman" w:eastAsia="Times New Roman" w:cs="Times New Roman"/>
+          <w:b/>
+          <w:bCs/>
+        </w:rPr>
+        <w:t xml:space="preserve">3.</w:t>
+      </w:r>
+      <w:r>
+        <w:rPr>
+          <w:rFonts w:ascii="Times New Roman" w:hAnsi="Times New Roman" w:eastAsia="Times New Roman" w:cs="Times New Roman"/>
+        </w:rPr>
+        <w:t xml:space="preserve"> </w:t>
+      </w:r>
+      <w:r>
+        <w:rPr>
+          <w:rFonts w:hint="eastAsia" w:ascii="Times New Roman" w:hAnsi="Times New Roman" w:eastAsia="FangSong" w:cs="Times New Roman"/>
+        </w:rPr>
+        <w:t>因为系统消光来自晶胞内散射振幅在相位上相互抵消</w:t>
+      </w:r>
+      <w:r>
+        <w:rPr>
+          <w:rFonts w:hint="eastAsia" w:ascii="Times New Roman" w:hAnsi="Times New Roman" w:eastAsia="Times New Roman" w:cs="Times New Roman"/>
+        </w:rPr>
+        <w:t>，</w:t>
+      </w:r>
+      <w:r>
+        <w:rPr>
+          <w:rFonts w:hint="eastAsia" w:ascii="Times New Roman" w:hAnsi="Times New Roman" w:eastAsia="FangSong" w:cs="Times New Roman"/>
+        </w:rPr>
+        <w:t>不是原子失去散射能力</w:t>
+      </w:r>
+      <w:r>
+        <w:rPr>
+          <w:rFonts w:hint="eastAsia" w:ascii="Times New Roman" w:hAnsi="Times New Roman" w:eastAsia="Times New Roman" w:cs="Times New Roman"/>
+        </w:rPr>
+        <w:t>。</w:t>
+      </w:r>
+    </w:p>
+    <w:p>
+      <w:pPr>
+        <w:pStyle w:val="BodyText"/>
+      </w:pPr>
+      <w:r>
+        <w:rPr>
+          <w:rFonts w:ascii="Times New Roman" w:hAnsi="Times New Roman" w:eastAsia="Times New Roman" w:cs="Times New Roman"/>
+          <w:b/>
+          <w:bCs/>
+        </w:rPr>
+        <w:t xml:space="preserve">4.</w:t>
+      </w:r>
+      <w:r>
+        <w:rPr>
+          <w:rFonts w:ascii="Times New Roman" w:hAnsi="Times New Roman" w:eastAsia="Times New Roman" w:cs="Times New Roman"/>
+        </w:rPr>
+        <w:t xml:space="preserve"> </w:t>
+      </w:r>
+      <w:r>
+        <w:rPr>
+          <w:rFonts w:hint="eastAsia" w:ascii="Times New Roman" w:hAnsi="Times New Roman" w:eastAsia="FangSong" w:cs="Times New Roman"/>
+        </w:rPr>
+        <w:t>因为三种晶格的允许反射条件不同</w:t>
+      </w:r>
+      <w:r>
+        <w:rPr>
+          <w:rFonts w:hint="eastAsia" w:ascii="Times New Roman" w:hAnsi="Times New Roman" w:eastAsia="Times New Roman" w:cs="Times New Roman"/>
+        </w:rPr>
+        <w:t>，</w:t>
+      </w:r>
+      <w:r>
+        <w:rPr>
+          <w:rFonts w:hint="eastAsia" w:ascii="Times New Roman" w:hAnsi="Times New Roman" w:eastAsia="FangSong" w:cs="Times New Roman"/>
+        </w:rPr>
+        <w:t>最先不被消去的那组晶面也不同</w:t>
+      </w:r>
+      <w:r>
+        <w:rPr>
+          <w:rFonts w:hint="eastAsia" w:ascii="Times New Roman" w:hAnsi="Times New Roman" w:eastAsia="Times New Roman" w:cs="Times New Roman"/>
+        </w:rPr>
+        <w:t>。</w:t>
+      </w:r>
+    </w:p>
+    <w:p>
+      <w:pPr>
+        <w:pStyle w:val="BodyText"/>
+      </w:pPr>
+      <w:r>
+        <w:rPr>
+          <w:rFonts w:ascii="Times New Roman" w:hAnsi="Times New Roman" w:eastAsia="Times New Roman" w:cs="Times New Roman"/>
+          <w:b/>
+          <w:bCs/>
+        </w:rPr>
+        <w:t xml:space="preserve">5.</w:t>
+      </w:r>
+      <w:r>
+        <w:rPr>
+          <w:rFonts w:ascii="Times New Roman" w:hAnsi="Times New Roman" w:eastAsia="Times New Roman" w:cs="Times New Roman"/>
+        </w:rPr>
+        <w:t xml:space="preserve"> </w:t>
+      </w:r>
+      <w:r>
+        <w:rPr>
+          <w:rFonts w:hint="eastAsia" w:ascii="Times New Roman" w:hAnsi="Times New Roman" w:eastAsia="FangSong" w:cs="Times New Roman"/>
+        </w:rPr>
+        <w:t>因为这样能把很多看似零散的结构放到同一语言里</w:t>
+      </w:r>
+      <w:r>
+        <w:rPr>
+          <w:rFonts w:hint="eastAsia" w:ascii="Times New Roman" w:hAnsi="Times New Roman" w:eastAsia="Times New Roman" w:cs="Times New Roman"/>
+        </w:rPr>
+        <w:t>，</w:t>
+      </w:r>
+      <w:r>
+        <w:rPr>
+          <w:rFonts w:hint="eastAsia" w:ascii="Times New Roman" w:hAnsi="Times New Roman" w:eastAsia="FangSong" w:cs="Times New Roman"/>
+        </w:rPr>
+        <w:t>快速判断配位与层状</w:t>
+      </w:r>
+      <w:r>
+        <w:rPr>
+          <w:rFonts w:ascii="Times New Roman" w:hAnsi="Times New Roman" w:eastAsia="Times New Roman" w:cs="Times New Roman"/>
+        </w:rPr>
+        <w:t xml:space="preserve"> / </w:t>
+      </w:r>
+      <w:r>
+        <w:rPr>
+          <w:rFonts w:hint="eastAsia" w:ascii="Times New Roman" w:hAnsi="Times New Roman" w:eastAsia="FangSong" w:cs="Times New Roman"/>
+        </w:rPr>
+        <w:t>三维特征</w:t>
+      </w:r>
+      <w:r>
+        <w:rPr>
+          <w:rFonts w:hint="eastAsia" w:ascii="Times New Roman" w:hAnsi="Times New Roman" w:eastAsia="Times New Roman" w:cs="Times New Roman"/>
+        </w:rPr>
+        <w:t>。</w:t>
+      </w:r>
+    </w:p>
+    <w:p>
+      <w:pPr>
+        <w:pStyle w:val="BodyText"/>
+      </w:pPr>
+      <w:r>
+        <w:rPr>
+          <w:rFonts w:ascii="Times New Roman" w:hAnsi="Times New Roman" w:eastAsia="Times New Roman" w:cs="Times New Roman"/>
+          <w:b/>
+          <w:bCs/>
+        </w:rPr>
+        <w:t xml:space="preserve">6.</w:t>
+      </w:r>
+      <w:r>
+        <w:rPr>
+          <w:rFonts w:ascii="Times New Roman" w:hAnsi="Times New Roman" w:eastAsia="Times New Roman" w:cs="Times New Roman"/>
+        </w:rPr>
+        <w:t xml:space="preserve"> </w:t>
+      </w:r>
+      <w:r>
+        <w:rPr>
+          <w:rFonts w:hint="eastAsia" w:ascii="Times New Roman" w:hAnsi="Times New Roman" w:eastAsia="FangSong" w:cs="Times New Roman"/>
+        </w:rPr>
+        <w:t>先找谁搭骨架</w:t>
+      </w:r>
+      <w:r>
+        <w:rPr>
+          <w:rFonts w:hint="eastAsia" w:ascii="Times New Roman" w:hAnsi="Times New Roman" w:eastAsia="Times New Roman" w:cs="Times New Roman"/>
+        </w:rPr>
+        <w:t>，</w:t>
+      </w:r>
+      <w:r>
+        <w:rPr>
+          <w:rFonts w:hint="eastAsia" w:ascii="Times New Roman" w:hAnsi="Times New Roman" w:eastAsia="FangSong" w:cs="Times New Roman"/>
+        </w:rPr>
+        <w:t>再看阳离子去四面体位还是八面体位</w:t>
+      </w:r>
+      <w:r>
+        <w:rPr>
+          <w:rFonts w:hint="eastAsia" w:ascii="Times New Roman" w:hAnsi="Times New Roman" w:eastAsia="Times New Roman" w:cs="Times New Roman"/>
+        </w:rPr>
+        <w:t>，</w:t>
+      </w:r>
+      <w:r>
+        <w:rPr>
+          <w:rFonts w:hint="eastAsia" w:ascii="Times New Roman" w:hAnsi="Times New Roman" w:eastAsia="FangSong" w:cs="Times New Roman"/>
+        </w:rPr>
+        <w:t>最后看多面体是共顶点还是共棱连接</w:t>
+      </w:r>
+      <w:r>
+        <w:rPr>
+          <w:rFonts w:hint="eastAsia" w:ascii="Times New Roman" w:hAnsi="Times New Roman" w:eastAsia="Times New Roman" w:cs="Times New Roman"/>
+        </w:rPr>
+        <w:t>。</w:t>
+      </w:r>
+    </w:p>
+    <w:p>
+      <w:pPr>
+        <w:pStyle w:val="BodyText"/>
+      </w:pPr>
+      <w:r>
+        <w:rPr>
+          <w:rFonts w:ascii="Times New Roman" w:hAnsi="Times New Roman" w:eastAsia="Times New Roman" w:cs="Times New Roman"/>
+          <w:b/>
+          <w:bCs/>
+        </w:rPr>
+        <w:t xml:space="preserve">7.</w:t>
+      </w:r>
+      <w:r>
+        <w:rPr>
+          <w:rFonts w:ascii="Times New Roman" w:hAnsi="Times New Roman" w:eastAsia="Times New Roman" w:cs="Times New Roman"/>
+        </w:rPr>
+        <w:t xml:space="preserve"> </w:t>
+      </w:r>
+      <w:r>
+        <w:rPr>
+          <w:rFonts w:hint="eastAsia" w:ascii="Times New Roman" w:hAnsi="Times New Roman" w:eastAsia="FangSong" w:cs="Times New Roman"/>
+        </w:rPr>
+        <w:t>因为结构变换题本质往往是在比较同一骨架的不同层序和填隙版本</w:t>
+      </w:r>
+      <w:r>
+        <w:rPr>
+          <w:rFonts w:hint="eastAsia" w:ascii="Times New Roman" w:hAnsi="Times New Roman" w:eastAsia="Times New Roman" w:cs="Times New Roman"/>
+        </w:rPr>
+        <w:t>，</w:t>
+      </w:r>
+      <w:r>
+        <w:rPr>
+          <w:rFonts w:hint="eastAsia" w:ascii="Times New Roman" w:hAnsi="Times New Roman" w:eastAsia="FangSong" w:cs="Times New Roman"/>
+        </w:rPr>
+        <w:t>先认骨架最稳</w:t>
+      </w:r>
+      <w:r>
+        <w:rPr>
+          <w:rFonts w:hint="eastAsia" w:ascii="Times New Roman" w:hAnsi="Times New Roman" w:eastAsia="Times New Roman" w:cs="Times New Roman"/>
+        </w:rPr>
+        <w:t>。</w:t>
+      </w:r>
+    </w:p>
+    <w:p>
+      <w:pPr>
+        <w:pStyle w:val="BodyText"/>
+      </w:pPr>
+      <w:r>
+        <w:rPr>
+          <w:rFonts w:ascii="Times New Roman" w:hAnsi="Times New Roman" w:eastAsia="Times New Roman" w:cs="Times New Roman"/>
+          <w:b/>
+          <w:bCs/>
+        </w:rPr>
+        <w:t xml:space="preserve">8.</w:t>
+      </w:r>
+      <w:r>
+        <w:rPr>
+          <w:rFonts w:ascii="Times New Roman" w:hAnsi="Times New Roman" w:eastAsia="Times New Roman" w:cs="Times New Roman"/>
+        </w:rPr>
+        <w:t xml:space="preserve"> </w:t>
+      </w:r>
+      <w:r>
+        <w:rPr>
+          <w:rFonts w:hint="eastAsia" w:ascii="Times New Roman" w:hAnsi="Times New Roman" w:eastAsia="FangSong" w:cs="Times New Roman"/>
+        </w:rPr>
+        <w:t>先把峰位转成比值</w:t>
+      </w:r>
+      <w:r>
+        <w:rPr>
+          <w:rFonts w:hint="eastAsia" w:ascii="Times New Roman" w:hAnsi="Times New Roman" w:eastAsia="Times New Roman" w:cs="Times New Roman"/>
+        </w:rPr>
+        <w:t>，</w:t>
+      </w:r>
+      <w:r>
+        <w:rPr>
+          <w:rFonts w:hint="eastAsia" w:ascii="Times New Roman" w:hAnsi="Times New Roman" w:eastAsia="FangSong" w:cs="Times New Roman"/>
+        </w:rPr>
+        <w:t>再用消光规则排结构类型</w:t>
+      </w:r>
+      <w:r>
+        <w:rPr>
+          <w:rFonts w:hint="eastAsia" w:ascii="Times New Roman" w:hAnsi="Times New Roman" w:eastAsia="Times New Roman" w:cs="Times New Roman"/>
+        </w:rPr>
+        <w:t>，</w:t>
+      </w:r>
+      <w:r>
+        <w:rPr>
+          <w:rFonts w:hint="eastAsia" w:ascii="Times New Roman" w:hAnsi="Times New Roman" w:eastAsia="FangSong" w:cs="Times New Roman"/>
+        </w:rPr>
+        <w:t>最后才用</w:t>
+      </w:r>
+      <w:r>
+        <w:rPr>
+          <w:rFonts w:ascii="Times New Roman" w:hAnsi="Times New Roman" w:eastAsia="Times New Roman" w:cs="Times New Roman"/>
+        </w:rPr>
+        <w:t xml:space="preserve"> Bragg </w:t>
+      </w:r>
+      <w:r>
+        <w:rPr>
+          <w:rFonts w:hint="eastAsia" w:ascii="Times New Roman" w:hAnsi="Times New Roman" w:eastAsia="FangSong" w:cs="Times New Roman"/>
+        </w:rPr>
+        <w:t>方程回算晶胞参数</w:t>
+      </w:r>
+      <w:r>
+        <w:rPr>
+          <w:rFonts w:hint="eastAsia" w:ascii="Times New Roman" w:hAnsi="Times New Roman" w:eastAsia="Times New Roman" w:cs="Times New Roman"/>
+        </w:rPr>
+        <w:t>。</w:t>
+      </w:r>
+    </w:p>
+    <w:p>
+      <w:pPr>
+        <w:pStyle w:val="BodyText"/>
+      </w:pPr>
+      <w:r>
+        <w:rPr>
+          <w:rFonts w:ascii="Times New Roman" w:hAnsi="Times New Roman" w:eastAsia="Times New Roman" w:cs="Times New Roman"/>
+          <w:b/>
+          <w:bCs/>
+        </w:rPr>
+        <w:t xml:space="preserve">9.</w:t>
+      </w:r>
+      <w:r>
+        <w:rPr>
+          <w:rFonts w:ascii="Times New Roman" w:hAnsi="Times New Roman" w:eastAsia="Times New Roman" w:cs="Times New Roman"/>
+        </w:rPr>
+        <w:t xml:space="preserve"> </w:t>
+      </w:r>
+      <w:r>
+        <w:rPr>
+          <w:rFonts w:hint="eastAsia" w:ascii="Times New Roman" w:hAnsi="Times New Roman" w:eastAsia="FangSong" w:cs="Times New Roman"/>
+        </w:rPr>
+        <w:t>因为真实晶体偏离理想模型时</w:t>
+      </w:r>
+      <w:r>
+        <w:rPr>
+          <w:rFonts w:hint="eastAsia" w:ascii="Times New Roman" w:hAnsi="Times New Roman" w:eastAsia="Times New Roman" w:cs="Times New Roman"/>
+        </w:rPr>
+        <w:t>，</w:t>
+      </w:r>
+      <w:r>
+        <w:rPr>
+          <w:rFonts w:hint="eastAsia" w:ascii="Times New Roman" w:hAnsi="Times New Roman" w:eastAsia="FangSong" w:cs="Times New Roman"/>
+        </w:rPr>
+        <w:t>局部缺陷常会牵动配位环境</w:t>
+      </w:r>
+      <w:r>
+        <w:rPr>
+          <w:rFonts w:hint="eastAsia" w:ascii="Times New Roman" w:hAnsi="Times New Roman" w:eastAsia="Times New Roman" w:cs="Times New Roman"/>
+        </w:rPr>
+        <w:t>、</w:t>
+      </w:r>
+      <w:r>
+        <w:rPr>
+          <w:rFonts w:hint="eastAsia" w:ascii="Times New Roman" w:hAnsi="Times New Roman" w:eastAsia="FangSong" w:cs="Times New Roman"/>
+        </w:rPr>
+        <w:t>对称性和宏观性质一起变化</w:t>
+      </w:r>
+      <w:r>
+        <w:rPr>
+          <w:rFonts w:hint="eastAsia" w:ascii="Times New Roman" w:hAnsi="Times New Roman" w:eastAsia="Times New Roman" w:cs="Times New Roman"/>
+        </w:rPr>
+        <w:t>。</w:t>
+      </w:r>
+    </w:p>
+    <w:bookmarkEnd w:id="73"/>
+    <w:bookmarkStart w:id="74" w:name="十二这一讲最值得直接带走的七句话"/>
+    <w:p>
+      <w:pPr>
+        <w:pStyle w:val="Heading2"/>
+        <w:spacing w:before="280" w:after="120"/>
+      </w:pPr>
+      <w:r>
+        <w:rPr>
+          <w:rFonts w:hint="eastAsia" w:ascii="Times New Roman" w:hAnsi="Times New Roman" w:eastAsia="SimHei" w:cs="Times New Roman"/>
+        </w:rPr>
+        <w:t>十二</w:t>
+      </w:r>
+      <w:r>
+        <w:rPr>
+          <w:rFonts w:hint="eastAsia" w:ascii="Times New Roman" w:hAnsi="Times New Roman" w:eastAsia="Times New Roman" w:cs="Times New Roman"/>
+        </w:rPr>
+        <w:t>、</w:t>
+      </w:r>
+      <w:r>
+        <w:rPr>
+          <w:rFonts w:hint="eastAsia" w:ascii="Times New Roman" w:hAnsi="Times New Roman" w:eastAsia="SimHei" w:cs="Times New Roman"/>
+        </w:rPr>
+        <w:t>这一讲最值得直接带走的七句话</w:t>
+      </w:r>
+    </w:p>
+    <w:p>
+      <w:pPr>
         <w:pStyle w:val="Compact"/>
         <w:numPr>
           <w:ilvl w:val="0"/>
-          <w:numId w:val="1049"/>
+          <w:numId w:val="1046"/>
         </w:numPr>
       </w:pPr>
       <w:r>
         <w:rPr>
           <w:rFonts w:hint="eastAsia" w:ascii="Times New Roman" w:hAnsi="Times New Roman" w:eastAsia="FangSong" w:cs="Times New Roman"/>
         </w:rPr>
-        <w:t>因为系统消光来自晶胞内散射振幅在相位上相互抵消</w:t>
-      </w:r>
-      <w:r>
-        <w:rPr>
-          <w:rFonts w:hint="eastAsia" w:ascii="Times New Roman" w:hAnsi="Times New Roman" w:eastAsia="Times New Roman" w:cs="Times New Roman"/>
-        </w:rPr>
-        <w:t>，</w:t>
-      </w:r>
-      <w:r>
-        <w:rPr>
-          <w:rFonts w:hint="eastAsia" w:ascii="Times New Roman" w:hAnsi="Times New Roman" w:eastAsia="FangSong" w:cs="Times New Roman"/>
-        </w:rPr>
-        <w:t>不是原子失去散射能力</w:t>
+        <w:t>晶体结构题最稳的开题顺序是</w:t>
+      </w:r>
+      <w:r>
+        <w:rPr>
+          <w:rFonts w:hint="eastAsia" w:ascii="Times New Roman" w:hAnsi="Times New Roman" w:eastAsia="Times New Roman" w:cs="Times New Roman"/>
+        </w:rPr>
+        <w:t>：</w:t>
+      </w:r>
+      <w:r>
+        <w:rPr>
+          <w:rFonts w:hint="eastAsia" w:ascii="Times New Roman" w:hAnsi="Times New Roman" w:eastAsia="FangSong" w:cs="Times New Roman"/>
+        </w:rPr>
+        <w:t>计数</w:t>
+      </w:r>
+      <w:r>
+        <w:rPr>
+          <w:rFonts w:ascii="Times New Roman" w:hAnsi="Times New Roman" w:eastAsia="Times New Roman" w:cs="Times New Roman"/>
+        </w:rPr>
+        <w:t xml:space="preserve"> → </w:t>
+      </w:r>
+      <w:r>
+        <w:rPr>
+          <w:rFonts w:hint="eastAsia" w:ascii="Times New Roman" w:hAnsi="Times New Roman" w:eastAsia="FangSong" w:cs="Times New Roman"/>
+        </w:rPr>
+        <w:t xml:space="preserve">骨架</w:t>
+      </w:r>
+      <w:r>
+        <w:rPr>
+          <w:rFonts w:ascii="Times New Roman" w:hAnsi="Times New Roman" w:eastAsia="Times New Roman" w:cs="Times New Roman"/>
+        </w:rPr>
+        <w:t xml:space="preserve"> → </w:t>
+      </w:r>
+      <w:r>
+        <w:rPr>
+          <w:rFonts w:hint="eastAsia" w:ascii="Times New Roman" w:hAnsi="Times New Roman" w:eastAsia="FangSong" w:cs="Times New Roman"/>
+        </w:rPr>
+        <w:t xml:space="preserve">配位</w:t>
+      </w:r>
+      <w:r>
+        <w:rPr>
+          <w:rFonts w:ascii="Times New Roman" w:hAnsi="Times New Roman" w:eastAsia="Times New Roman" w:cs="Times New Roman"/>
+        </w:rPr>
+        <w:t xml:space="preserve"> → </w:t>
+      </w:r>
+      <w:r>
+        <w:rPr>
+          <w:rFonts w:hint="eastAsia" w:ascii="Times New Roman" w:hAnsi="Times New Roman" w:eastAsia="FangSong" w:cs="Times New Roman"/>
+        </w:rPr>
+        <w:t xml:space="preserve">衍射</w:t>
+      </w:r>
+      <w:r>
+        <w:rPr>
+          <w:rFonts w:ascii="Times New Roman" w:hAnsi="Times New Roman" w:eastAsia="Times New Roman" w:cs="Times New Roman"/>
+        </w:rPr>
+        <w:t xml:space="preserve"> → </w:t>
+      </w:r>
+      <w:r>
+        <w:rPr>
+          <w:rFonts w:hint="eastAsia" w:ascii="Times New Roman" w:hAnsi="Times New Roman" w:eastAsia="FangSong" w:cs="Times New Roman"/>
+        </w:rPr>
+        <w:t>性质</w:t>
       </w:r>
       <w:r>
         <w:rPr>
@@ -14438,14 +15061,20 @@
         <w:pStyle w:val="Compact"/>
         <w:numPr>
           <w:ilvl w:val="0"/>
-          <w:numId w:val="1049"/>
+          <w:numId w:val="1046"/>
         </w:numPr>
       </w:pPr>
       <w:r>
         <w:rPr>
-          <w:rFonts w:hint="eastAsia" w:ascii="Times New Roman" w:hAnsi="Times New Roman" w:eastAsia="FangSong" w:cs="Times New Roman"/>
-        </w:rPr>
-        <w:t>因为三种晶格的允许反射条件不同</w:t>
+          <w:rFonts w:ascii="Times New Roman" w:hAnsi="Times New Roman" w:eastAsia="Times New Roman" w:cs="Times New Roman"/>
+        </w:rPr>
+        <w:t xml:space="preserve">Miller </w:t>
+      </w:r>
+      <w:r>
+        <w:rPr>
+          <w:rFonts w:hint="eastAsia" w:ascii="Times New Roman" w:hAnsi="Times New Roman" w:eastAsia="FangSong" w:cs="Times New Roman"/>
+        </w:rPr>
+        <w:t>指数是晶面语言</w:t>
       </w:r>
       <w:r>
         <w:rPr>
@@ -14457,7 +15086,7 @@
         <w:rPr>
           <w:rFonts w:hint="eastAsia" w:ascii="Times New Roman" w:hAnsi="Times New Roman" w:eastAsia="FangSong" w:cs="Times New Roman"/>
         </w:rPr>
-        <w:t>最先不被消去的那组晶面也不同</w:t>
+        <w:t>不是截距本身</w:t>
       </w:r>
       <w:r>
         <w:rPr>
@@ -14471,378 +15100,7 @@
         <w:pStyle w:val="Compact"/>
         <w:numPr>
           <w:ilvl w:val="0"/>
-          <w:numId w:val="1049"/>
-        </w:numPr>
-      </w:pPr>
-      <w:r>
-        <w:rPr>
-          <w:rFonts w:hint="eastAsia" w:ascii="Times New Roman" w:hAnsi="Times New Roman" w:eastAsia="FangSong" w:cs="Times New Roman"/>
-        </w:rPr>
-        <w:t>因为这样能把很多看似零散的结构放到同一语言里</w:t>
-      </w:r>
-      <w:r>
-        <w:rPr>
-          <w:rFonts w:hint="eastAsia" w:ascii="Times New Roman" w:hAnsi="Times New Roman" w:eastAsia="Times New Roman" w:cs="Times New Roman"/>
-        </w:rPr>
-        <w:t>，</w:t>
-      </w:r>
-      <w:r>
-        <w:rPr>
-          <w:rFonts w:hint="eastAsia" w:ascii="Times New Roman" w:hAnsi="Times New Roman" w:eastAsia="FangSong" w:cs="Times New Roman"/>
-        </w:rPr>
-        <w:t>快速判断配位与层状</w:t>
-      </w:r>
-      <w:r>
-        <w:rPr>
-          <w:rFonts w:ascii="Times New Roman" w:hAnsi="Times New Roman" w:eastAsia="Times New Roman" w:cs="Times New Roman"/>
-        </w:rPr>
-        <w:t xml:space="preserve"> / </w:t>
-      </w:r>
-      <w:r>
-        <w:rPr>
-          <w:rFonts w:hint="eastAsia" w:ascii="Times New Roman" w:hAnsi="Times New Roman" w:eastAsia="FangSong" w:cs="Times New Roman"/>
-        </w:rPr>
-        <w:t>三维特征</w:t>
-      </w:r>
-      <w:r>
-        <w:rPr>
-          <w:rFonts w:hint="eastAsia" w:ascii="Times New Roman" w:hAnsi="Times New Roman" w:eastAsia="Times New Roman" w:cs="Times New Roman"/>
-        </w:rPr>
-        <w:t>。</w:t>
-      </w:r>
-    </w:p>
-    <w:p>
-      <w:pPr>
-        <w:pStyle w:val="Compact"/>
-        <w:numPr>
-          <w:ilvl w:val="0"/>
-          <w:numId w:val="1049"/>
-        </w:numPr>
-      </w:pPr>
-      <w:r>
-        <w:rPr>
-          <w:rFonts w:hint="eastAsia" w:ascii="Times New Roman" w:hAnsi="Times New Roman" w:eastAsia="FangSong" w:cs="Times New Roman"/>
-        </w:rPr>
-        <w:t>先找谁搭骨架</w:t>
-      </w:r>
-      <w:r>
-        <w:rPr>
-          <w:rFonts w:hint="eastAsia" w:ascii="Times New Roman" w:hAnsi="Times New Roman" w:eastAsia="Times New Roman" w:cs="Times New Roman"/>
-        </w:rPr>
-        <w:t>，</w:t>
-      </w:r>
-      <w:r>
-        <w:rPr>
-          <w:rFonts w:hint="eastAsia" w:ascii="Times New Roman" w:hAnsi="Times New Roman" w:eastAsia="FangSong" w:cs="Times New Roman"/>
-        </w:rPr>
-        <w:t>再看阳离子去四面体位还是八面体位</w:t>
-      </w:r>
-      <w:r>
-        <w:rPr>
-          <w:rFonts w:hint="eastAsia" w:ascii="Times New Roman" w:hAnsi="Times New Roman" w:eastAsia="Times New Roman" w:cs="Times New Roman"/>
-        </w:rPr>
-        <w:t>，</w:t>
-      </w:r>
-      <w:r>
-        <w:rPr>
-          <w:rFonts w:hint="eastAsia" w:ascii="Times New Roman" w:hAnsi="Times New Roman" w:eastAsia="FangSong" w:cs="Times New Roman"/>
-        </w:rPr>
-        <w:t>最后看多面体是共顶点还是共棱连接</w:t>
-      </w:r>
-      <w:r>
-        <w:rPr>
-          <w:rFonts w:hint="eastAsia" w:ascii="Times New Roman" w:hAnsi="Times New Roman" w:eastAsia="Times New Roman" w:cs="Times New Roman"/>
-        </w:rPr>
-        <w:t>。</w:t>
-      </w:r>
-    </w:p>
-    <w:p>
-      <w:pPr>
-        <w:pStyle w:val="Compact"/>
-        <w:numPr>
-          <w:ilvl w:val="0"/>
-          <w:numId w:val="1049"/>
-        </w:numPr>
-      </w:pPr>
-      <w:r>
-        <w:rPr>
-          <w:rFonts w:hint="eastAsia" w:ascii="Times New Roman" w:hAnsi="Times New Roman" w:eastAsia="FangSong" w:cs="Times New Roman"/>
-        </w:rPr>
-        <w:t>因为结构变换题本质往往是在比较同一骨架的不同层序和填隙版本</w:t>
-      </w:r>
-      <w:r>
-        <w:rPr>
-          <w:rFonts w:hint="eastAsia" w:ascii="Times New Roman" w:hAnsi="Times New Roman" w:eastAsia="Times New Roman" w:cs="Times New Roman"/>
-        </w:rPr>
-        <w:t>，</w:t>
-      </w:r>
-      <w:r>
-        <w:rPr>
-          <w:rFonts w:hint="eastAsia" w:ascii="Times New Roman" w:hAnsi="Times New Roman" w:eastAsia="FangSong" w:cs="Times New Roman"/>
-        </w:rPr>
-        <w:t>先认骨架最稳</w:t>
-      </w:r>
-      <w:r>
-        <w:rPr>
-          <w:rFonts w:hint="eastAsia" w:ascii="Times New Roman" w:hAnsi="Times New Roman" w:eastAsia="Times New Roman" w:cs="Times New Roman"/>
-        </w:rPr>
-        <w:t>。</w:t>
-      </w:r>
-    </w:p>
-    <w:p>
-      <w:pPr>
-        <w:pStyle w:val="Compact"/>
-        <w:numPr>
-          <w:ilvl w:val="0"/>
-          <w:numId w:val="1049"/>
-        </w:numPr>
-      </w:pPr>
-      <w:r>
-        <w:rPr>
-          <w:rFonts w:hint="eastAsia" w:ascii="Times New Roman" w:hAnsi="Times New Roman" w:eastAsia="FangSong" w:cs="Times New Roman"/>
-        </w:rPr>
-        <w:t>先把峰位转成比值</w:t>
-      </w:r>
-      <w:r>
-        <w:rPr>
-          <w:rFonts w:hint="eastAsia" w:ascii="Times New Roman" w:hAnsi="Times New Roman" w:eastAsia="Times New Roman" w:cs="Times New Roman"/>
-        </w:rPr>
-        <w:t>，</w:t>
-      </w:r>
-      <w:r>
-        <w:rPr>
-          <w:rFonts w:hint="eastAsia" w:ascii="Times New Roman" w:hAnsi="Times New Roman" w:eastAsia="FangSong" w:cs="Times New Roman"/>
-        </w:rPr>
-        <w:t>再用消光规则排结构类型</w:t>
-      </w:r>
-      <w:r>
-        <w:rPr>
-          <w:rFonts w:hint="eastAsia" w:ascii="Times New Roman" w:hAnsi="Times New Roman" w:eastAsia="Times New Roman" w:cs="Times New Roman"/>
-        </w:rPr>
-        <w:t>，</w:t>
-      </w:r>
-      <w:r>
-        <w:rPr>
-          <w:rFonts w:hint="eastAsia" w:ascii="Times New Roman" w:hAnsi="Times New Roman" w:eastAsia="FangSong" w:cs="Times New Roman"/>
-        </w:rPr>
-        <w:t>最后才用</w:t>
-      </w:r>
-      <w:r>
-        <w:rPr>
-          <w:rFonts w:ascii="Times New Roman" w:hAnsi="Times New Roman" w:eastAsia="Times New Roman" w:cs="Times New Roman"/>
-        </w:rPr>
-        <w:t xml:space="preserve"> Bragg </w:t>
-      </w:r>
-      <w:r>
-        <w:rPr>
-          <w:rFonts w:hint="eastAsia" w:ascii="Times New Roman" w:hAnsi="Times New Roman" w:eastAsia="FangSong" w:cs="Times New Roman"/>
-        </w:rPr>
-        <w:t>方程回算晶胞参数</w:t>
-      </w:r>
-      <w:r>
-        <w:rPr>
-          <w:rFonts w:hint="eastAsia" w:ascii="Times New Roman" w:hAnsi="Times New Roman" w:eastAsia="Times New Roman" w:cs="Times New Roman"/>
-        </w:rPr>
-        <w:t>。</w:t>
-      </w:r>
-    </w:p>
-    <w:p>
-      <w:pPr>
-        <w:pStyle w:val="Compact"/>
-        <w:numPr>
-          <w:ilvl w:val="0"/>
-          <w:numId w:val="1049"/>
-        </w:numPr>
-      </w:pPr>
-      <w:r>
-        <w:rPr>
-          <w:rFonts w:hint="eastAsia" w:ascii="Times New Roman" w:hAnsi="Times New Roman" w:eastAsia="FangSong" w:cs="Times New Roman"/>
-        </w:rPr>
-        <w:t>因为真实晶体偏离理想模型时</w:t>
-      </w:r>
-      <w:r>
-        <w:rPr>
-          <w:rFonts w:hint="eastAsia" w:ascii="Times New Roman" w:hAnsi="Times New Roman" w:eastAsia="Times New Roman" w:cs="Times New Roman"/>
-        </w:rPr>
-        <w:t>，</w:t>
-      </w:r>
-      <w:r>
-        <w:rPr>
-          <w:rFonts w:hint="eastAsia" w:ascii="Times New Roman" w:hAnsi="Times New Roman" w:eastAsia="FangSong" w:cs="Times New Roman"/>
-        </w:rPr>
-        <w:t>局部缺陷常会牵动配位环境</w:t>
-      </w:r>
-      <w:r>
-        <w:rPr>
-          <w:rFonts w:hint="eastAsia" w:ascii="Times New Roman" w:hAnsi="Times New Roman" w:eastAsia="Times New Roman" w:cs="Times New Roman"/>
-        </w:rPr>
-        <w:t>、</w:t>
-      </w:r>
-      <w:r>
-        <w:rPr>
-          <w:rFonts w:hint="eastAsia" w:ascii="Times New Roman" w:hAnsi="Times New Roman" w:eastAsia="FangSong" w:cs="Times New Roman"/>
-        </w:rPr>
-        <w:t>对称性和宏观性质一起变化</w:t>
-      </w:r>
-      <w:r>
-        <w:rPr>
-          <w:rFonts w:hint="eastAsia" w:ascii="Times New Roman" w:hAnsi="Times New Roman" w:eastAsia="Times New Roman" w:cs="Times New Roman"/>
-        </w:rPr>
-        <w:t>。</w:t>
-      </w:r>
-    </w:p>
-    <w:bookmarkEnd w:id="73"/>
-    <w:bookmarkStart w:id="74" w:name="十二这一讲最值得直接带走的七句话"/>
-    <w:p>
-      <w:pPr>
-        <w:pStyle w:val="Heading2"/>
-        <w:spacing w:before="280" w:after="120"/>
-      </w:pPr>
-      <w:r>
-        <w:rPr>
-          <w:rFonts w:hint="eastAsia" w:ascii="Times New Roman" w:hAnsi="Times New Roman" w:eastAsia="SimHei" w:cs="Times New Roman"/>
-        </w:rPr>
-        <w:t>十二</w:t>
-      </w:r>
-      <w:r>
-        <w:rPr>
-          <w:rFonts w:hint="eastAsia" w:ascii="Times New Roman" w:hAnsi="Times New Roman" w:eastAsia="Times New Roman" w:cs="Times New Roman"/>
-        </w:rPr>
-        <w:t>、</w:t>
-      </w:r>
-      <w:r>
-        <w:rPr>
-          <w:rFonts w:hint="eastAsia" w:ascii="Times New Roman" w:hAnsi="Times New Roman" w:eastAsia="SimHei" w:cs="Times New Roman"/>
-        </w:rPr>
-        <w:t>这一讲最值得直接带走的七句话</w:t>
-      </w:r>
-    </w:p>
-    <w:p>
-      <w:pPr>
-        <w:pStyle w:val="Compact"/>
-        <w:numPr>
-          <w:ilvl w:val="0"/>
-          <w:numId w:val="1050"/>
-        </w:numPr>
-      </w:pPr>
-      <w:r>
-        <w:rPr>
-          <w:rFonts w:hint="eastAsia" w:ascii="Times New Roman" w:hAnsi="Times New Roman" w:eastAsia="FangSong" w:cs="Times New Roman"/>
-        </w:rPr>
-        <w:t>晶体结构题最稳的开题顺序是</w:t>
-      </w:r>
-      <w:r>
-        <w:rPr>
-          <w:rFonts w:hint="eastAsia" w:ascii="Times New Roman" w:hAnsi="Times New Roman" w:eastAsia="Times New Roman" w:cs="Times New Roman"/>
-        </w:rPr>
-        <w:t>：</w:t>
-      </w:r>
-      <w:r>
-        <w:rPr>
-          <w:rFonts w:hint="eastAsia" w:ascii="Times New Roman" w:hAnsi="Times New Roman" w:eastAsia="FangSong" w:cs="Times New Roman"/>
-        </w:rPr>
-        <w:t>计数</w:t>
-      </w:r>
-      <w:r>
-        <w:rPr>
-          <w:rFonts w:ascii="Times New Roman" w:hAnsi="Times New Roman" w:eastAsia="Times New Roman" w:cs="Times New Roman"/>
-        </w:rPr>
-        <w:t xml:space="preserve"> → </w:t>
-      </w:r>
-      <w:r>
-        <w:rPr>
-          <w:rFonts w:hint="eastAsia" w:ascii="Times New Roman" w:hAnsi="Times New Roman" w:eastAsia="FangSong" w:cs="Times New Roman"/>
-        </w:rPr>
-        <w:t xml:space="preserve">骨架</w:t>
-      </w:r>
-      <w:r>
-        <w:rPr>
-          <w:rFonts w:ascii="Times New Roman" w:hAnsi="Times New Roman" w:eastAsia="Times New Roman" w:cs="Times New Roman"/>
-        </w:rPr>
-        <w:t xml:space="preserve"> → </w:t>
-      </w:r>
-      <w:r>
-        <w:rPr>
-          <w:rFonts w:hint="eastAsia" w:ascii="Times New Roman" w:hAnsi="Times New Roman" w:eastAsia="FangSong" w:cs="Times New Roman"/>
-        </w:rPr>
-        <w:t xml:space="preserve">配位</w:t>
-      </w:r>
-      <w:r>
-        <w:rPr>
-          <w:rFonts w:ascii="Times New Roman" w:hAnsi="Times New Roman" w:eastAsia="Times New Roman" w:cs="Times New Roman"/>
-        </w:rPr>
-        <w:t xml:space="preserve"> → </w:t>
-      </w:r>
-      <w:r>
-        <w:rPr>
-          <w:rFonts w:hint="eastAsia" w:ascii="Times New Roman" w:hAnsi="Times New Roman" w:eastAsia="FangSong" w:cs="Times New Roman"/>
-        </w:rPr>
-        <w:t xml:space="preserve">衍射</w:t>
-      </w:r>
-      <w:r>
-        <w:rPr>
-          <w:rFonts w:ascii="Times New Roman" w:hAnsi="Times New Roman" w:eastAsia="Times New Roman" w:cs="Times New Roman"/>
-        </w:rPr>
-        <w:t xml:space="preserve"> → </w:t>
-      </w:r>
-      <w:r>
-        <w:rPr>
-          <w:rFonts w:hint="eastAsia" w:ascii="Times New Roman" w:hAnsi="Times New Roman" w:eastAsia="FangSong" w:cs="Times New Roman"/>
-        </w:rPr>
-        <w:t>性质</w:t>
-      </w:r>
-      <w:r>
-        <w:rPr>
-          <w:rFonts w:hint="eastAsia" w:ascii="Times New Roman" w:hAnsi="Times New Roman" w:eastAsia="Times New Roman" w:cs="Times New Roman"/>
-        </w:rPr>
-        <w:t>。</w:t>
-      </w:r>
-    </w:p>
-    <w:p>
-      <w:pPr>
-        <w:pStyle w:val="Compact"/>
-        <w:numPr>
-          <w:ilvl w:val="0"/>
-          <w:numId w:val="1050"/>
-        </w:numPr>
-      </w:pPr>
-      <w:r>
-        <w:rPr>
-          <w:rFonts w:ascii="Times New Roman" w:hAnsi="Times New Roman" w:eastAsia="Times New Roman" w:cs="Times New Roman"/>
-        </w:rPr>
-        <w:t xml:space="preserve">Miller </w:t>
-      </w:r>
-      <w:r>
-        <w:rPr>
-          <w:rFonts w:hint="eastAsia" w:ascii="Times New Roman" w:hAnsi="Times New Roman" w:eastAsia="FangSong" w:cs="Times New Roman"/>
-        </w:rPr>
-        <w:t>指数是晶面语言</w:t>
-      </w:r>
-      <w:r>
-        <w:rPr>
-          <w:rFonts w:hint="eastAsia" w:ascii="Times New Roman" w:hAnsi="Times New Roman" w:eastAsia="Times New Roman" w:cs="Times New Roman"/>
-        </w:rPr>
-        <w:t>，</w:t>
-      </w:r>
-      <w:r>
-        <w:rPr>
-          <w:rFonts w:hint="eastAsia" w:ascii="Times New Roman" w:hAnsi="Times New Roman" w:eastAsia="FangSong" w:cs="Times New Roman"/>
-        </w:rPr>
-        <w:t>不是截距本身</w:t>
-      </w:r>
-      <w:r>
-        <w:rPr>
-          <w:rFonts w:hint="eastAsia" w:ascii="Times New Roman" w:hAnsi="Times New Roman" w:eastAsia="Times New Roman" w:cs="Times New Roman"/>
-        </w:rPr>
-        <w:t>。</w:t>
-      </w:r>
-    </w:p>
-    <w:p>
-      <w:pPr>
-        <w:pStyle w:val="Compact"/>
-        <w:numPr>
-          <w:ilvl w:val="0"/>
-          <w:numId w:val="1050"/>
+          <w:numId w:val="1046"/>
         </w:numPr>
       </w:pPr>
       <w:r>
@@ -14951,7 +15209,7 @@
         <w:pStyle w:val="Compact"/>
         <w:numPr>
           <w:ilvl w:val="0"/>
-          <w:numId w:val="1050"/>
+          <w:numId w:val="1046"/>
         </w:numPr>
       </w:pPr>
       <w:r>
@@ -14990,7 +15248,7 @@
         <w:pStyle w:val="Compact"/>
         <w:numPr>
           <w:ilvl w:val="0"/>
-          <w:numId w:val="1050"/>
+          <w:numId w:val="1046"/>
         </w:numPr>
       </w:pPr>
       <w:r>
@@ -15035,7 +15293,7 @@
         <w:pStyle w:val="Compact"/>
         <w:numPr>
           <w:ilvl w:val="0"/>
-          <w:numId w:val="1050"/>
+          <w:numId w:val="1046"/>
         </w:numPr>
       </w:pPr>
       <w:r>
@@ -15074,7 +15332,7 @@
         <w:pStyle w:val="Compact"/>
         <w:numPr>
           <w:ilvl w:val="0"/>
-          <w:numId w:val="1050"/>
+          <w:numId w:val="1046"/>
         </w:numPr>
       </w:pPr>
       <w:r>
@@ -15145,7 +15403,7 @@
         <w:pStyle w:val="Compact"/>
         <w:numPr>
           <w:ilvl w:val="0"/>
-          <w:numId w:val="1051"/>
+          <w:numId w:val="1047"/>
         </w:numPr>
       </w:pPr>
       <w:r>
@@ -15268,7 +15526,7 @@
         <w:pStyle w:val="Compact"/>
         <w:numPr>
           <w:ilvl w:val="0"/>
-          <w:numId w:val="1051"/>
+          <w:numId w:val="1047"/>
         </w:numPr>
       </w:pPr>
       <w:r>
@@ -15331,7 +15589,7 @@
         <w:pStyle w:val="Compact"/>
         <w:numPr>
           <w:ilvl w:val="0"/>
-          <w:numId w:val="1051"/>
+          <w:numId w:val="1047"/>
         </w:numPr>
       </w:pPr>
       <w:r>
@@ -15382,7 +15640,7 @@
         <w:pStyle w:val="Compact"/>
         <w:numPr>
           <w:ilvl w:val="0"/>
-          <w:numId w:val="1051"/>
+          <w:numId w:val="1047"/>
         </w:numPr>
       </w:pPr>
       <w:r>
@@ -15475,7 +15733,7 @@
         <w:pStyle w:val="Compact"/>
         <w:numPr>
           <w:ilvl w:val="0"/>
-          <w:numId w:val="1051"/>
+          <w:numId w:val="1047"/>
         </w:numPr>
       </w:pPr>
       <w:r>
@@ -15863,176 +16121,6 @@
     </w:lvl>
     <w:lvl w:ilvl="8">
       <w:start w:val="1"/>
-      <w:numFmt w:val="decimal"/>
-      <w:lvlText w:val="%9."/>
-      <w:lvlJc w:val="left"/>
-      <w:pPr>
-        <w:ind w:left="6480" w:hanging="360"/>
-      </w:pPr>
-    </w:lvl>
-  </w:abstractNum>
-  <w:abstractNum w:abstractNumId="99414">
-    <w:nsid w:val="00A99414"/>
-    <w:multiLevelType w:val="multilevel"/>
-    <w:lvl w:ilvl="0">
-      <w:start w:val="4"/>
-      <w:numFmt w:val="decimal"/>
-      <w:lvlText w:val="%1."/>
-      <w:lvlJc w:val="left"/>
-      <w:pPr>
-        <w:ind w:left="720" w:hanging="360"/>
-      </w:pPr>
-    </w:lvl>
-    <w:lvl w:ilvl="1">
-      <w:start w:val="4"/>
-      <w:numFmt w:val="decimal"/>
-      <w:lvlText w:val="%2."/>
-      <w:lvlJc w:val="left"/>
-      <w:pPr>
-        <w:ind w:left="1440" w:hanging="360"/>
-      </w:pPr>
-    </w:lvl>
-    <w:lvl w:ilvl="2">
-      <w:start w:val="4"/>
-      <w:numFmt w:val="decimal"/>
-      <w:lvlText w:val="%3."/>
-      <w:lvlJc w:val="left"/>
-      <w:pPr>
-        <w:ind w:left="2160" w:hanging="360"/>
-      </w:pPr>
-    </w:lvl>
-    <w:lvl w:ilvl="3">
-      <w:start w:val="4"/>
-      <w:numFmt w:val="decimal"/>
-      <w:lvlText w:val="%4."/>
-      <w:lvlJc w:val="left"/>
-      <w:pPr>
-        <w:ind w:left="2880" w:hanging="360"/>
-      </w:pPr>
-    </w:lvl>
-    <w:lvl w:ilvl="4">
-      <w:start w:val="4"/>
-      <w:numFmt w:val="decimal"/>
-      <w:lvlText w:val="%5."/>
-      <w:lvlJc w:val="left"/>
-      <w:pPr>
-        <w:ind w:left="3600" w:hanging="360"/>
-      </w:pPr>
-    </w:lvl>
-    <w:lvl w:ilvl="5">
-      <w:start w:val="4"/>
-      <w:numFmt w:val="decimal"/>
-      <w:lvlText w:val="%6."/>
-      <w:lvlJc w:val="left"/>
-      <w:pPr>
-        <w:ind w:left="4320" w:hanging="360"/>
-      </w:pPr>
-    </w:lvl>
-    <w:lvl w:ilvl="6">
-      <w:start w:val="4"/>
-      <w:numFmt w:val="decimal"/>
-      <w:lvlText w:val="%7."/>
-      <w:lvlJc w:val="left"/>
-      <w:pPr>
-        <w:ind w:left="5040" w:hanging="360"/>
-      </w:pPr>
-    </w:lvl>
-    <w:lvl w:ilvl="7">
-      <w:start w:val="4"/>
-      <w:numFmt w:val="decimal"/>
-      <w:lvlText w:val="%8."/>
-      <w:lvlJc w:val="left"/>
-      <w:pPr>
-        <w:ind w:left="5760" w:hanging="360"/>
-      </w:pPr>
-    </w:lvl>
-    <w:lvl w:ilvl="8">
-      <w:start w:val="4"/>
-      <w:numFmt w:val="decimal"/>
-      <w:lvlText w:val="%9."/>
-      <w:lvlJc w:val="left"/>
-      <w:pPr>
-        <w:ind w:left="6480" w:hanging="360"/>
-      </w:pPr>
-    </w:lvl>
-  </w:abstractNum>
-  <w:abstractNum w:abstractNumId="99417">
-    <w:nsid w:val="00A99417"/>
-    <w:multiLevelType w:val="multilevel"/>
-    <w:lvl w:ilvl="0">
-      <w:start w:val="7"/>
-      <w:numFmt w:val="decimal"/>
-      <w:lvlText w:val="%1."/>
-      <w:lvlJc w:val="left"/>
-      <w:pPr>
-        <w:ind w:left="720" w:hanging="360"/>
-      </w:pPr>
-    </w:lvl>
-    <w:lvl w:ilvl="1">
-      <w:start w:val="7"/>
-      <w:numFmt w:val="decimal"/>
-      <w:lvlText w:val="%2."/>
-      <w:lvlJc w:val="left"/>
-      <w:pPr>
-        <w:ind w:left="1440" w:hanging="360"/>
-      </w:pPr>
-    </w:lvl>
-    <w:lvl w:ilvl="2">
-      <w:start w:val="7"/>
-      <w:numFmt w:val="decimal"/>
-      <w:lvlText w:val="%3."/>
-      <w:lvlJc w:val="left"/>
-      <w:pPr>
-        <w:ind w:left="2160" w:hanging="360"/>
-      </w:pPr>
-    </w:lvl>
-    <w:lvl w:ilvl="3">
-      <w:start w:val="7"/>
-      <w:numFmt w:val="decimal"/>
-      <w:lvlText w:val="%4."/>
-      <w:lvlJc w:val="left"/>
-      <w:pPr>
-        <w:ind w:left="2880" w:hanging="360"/>
-      </w:pPr>
-    </w:lvl>
-    <w:lvl w:ilvl="4">
-      <w:start w:val="7"/>
-      <w:numFmt w:val="decimal"/>
-      <w:lvlText w:val="%5."/>
-      <w:lvlJc w:val="left"/>
-      <w:pPr>
-        <w:ind w:left="3600" w:hanging="360"/>
-      </w:pPr>
-    </w:lvl>
-    <w:lvl w:ilvl="5">
-      <w:start w:val="7"/>
-      <w:numFmt w:val="decimal"/>
-      <w:lvlText w:val="%6."/>
-      <w:lvlJc w:val="left"/>
-      <w:pPr>
-        <w:ind w:left="4320" w:hanging="360"/>
-      </w:pPr>
-    </w:lvl>
-    <w:lvl w:ilvl="6">
-      <w:start w:val="7"/>
-      <w:numFmt w:val="decimal"/>
-      <w:lvlText w:val="%7."/>
-      <w:lvlJc w:val="left"/>
-      <w:pPr>
-        <w:ind w:left="5040" w:hanging="360"/>
-      </w:pPr>
-    </w:lvl>
-    <w:lvl w:ilvl="7">
-      <w:start w:val="7"/>
-      <w:numFmt w:val="decimal"/>
-      <w:lvlText w:val="%8."/>
-      <w:lvlJc w:val="left"/>
-      <w:pPr>
-        <w:ind w:left="5760" w:hanging="360"/>
-      </w:pPr>
-    </w:lvl>
-    <w:lvl w:ilvl="8">
-      <w:start w:val="7"/>
       <w:numFmt w:val="decimal"/>
       <w:lvlText w:val="%9."/>
       <w:lvlJc w:val="left"/>
@@ -16561,126 +16649,6 @@
     </w:lvlOverride>
   </w:num>
   <w:num w:numId="1047">
-    <w:abstractNumId w:val="99414"/>
-    <w:lvlOverride w:ilvl="0">
-      <w:startOverride w:val="4"/>
-    </w:lvlOverride>
-    <w:lvlOverride w:ilvl="1">
-      <w:startOverride w:val="4"/>
-    </w:lvlOverride>
-    <w:lvlOverride w:ilvl="2">
-      <w:startOverride w:val="4"/>
-    </w:lvlOverride>
-    <w:lvlOverride w:ilvl="3">
-      <w:startOverride w:val="4"/>
-    </w:lvlOverride>
-    <w:lvlOverride w:ilvl="4">
-      <w:startOverride w:val="4"/>
-    </w:lvlOverride>
-    <w:lvlOverride w:ilvl="5">
-      <w:startOverride w:val="4"/>
-    </w:lvlOverride>
-    <w:lvlOverride w:ilvl="6">
-      <w:startOverride w:val="4"/>
-    </w:lvlOverride>
-    <w:lvlOverride w:ilvl="7">
-      <w:startOverride w:val="4"/>
-    </w:lvlOverride>
-    <w:lvlOverride w:ilvl="8">
-      <w:startOverride w:val="4"/>
-    </w:lvlOverride>
-  </w:num>
-  <w:num w:numId="1048">
-    <w:abstractNumId w:val="99417"/>
-    <w:lvlOverride w:ilvl="0">
-      <w:startOverride w:val="7"/>
-    </w:lvlOverride>
-    <w:lvlOverride w:ilvl="1">
-      <w:startOverride w:val="7"/>
-    </w:lvlOverride>
-    <w:lvlOverride w:ilvl="2">
-      <w:startOverride w:val="7"/>
-    </w:lvlOverride>
-    <w:lvlOverride w:ilvl="3">
-      <w:startOverride w:val="7"/>
-    </w:lvlOverride>
-    <w:lvlOverride w:ilvl="4">
-      <w:startOverride w:val="7"/>
-    </w:lvlOverride>
-    <w:lvlOverride w:ilvl="5">
-      <w:startOverride w:val="7"/>
-    </w:lvlOverride>
-    <w:lvlOverride w:ilvl="6">
-      <w:startOverride w:val="7"/>
-    </w:lvlOverride>
-    <w:lvlOverride w:ilvl="7">
-      <w:startOverride w:val="7"/>
-    </w:lvlOverride>
-    <w:lvlOverride w:ilvl="8">
-      <w:startOverride w:val="7"/>
-    </w:lvlOverride>
-  </w:num>
-  <w:num w:numId="1049">
-    <w:abstractNumId w:val="99411"/>
-    <w:lvlOverride w:ilvl="0">
-      <w:startOverride w:val="1"/>
-    </w:lvlOverride>
-    <w:lvlOverride w:ilvl="1">
-      <w:startOverride w:val="1"/>
-    </w:lvlOverride>
-    <w:lvlOverride w:ilvl="2">
-      <w:startOverride w:val="1"/>
-    </w:lvlOverride>
-    <w:lvlOverride w:ilvl="3">
-      <w:startOverride w:val="1"/>
-    </w:lvlOverride>
-    <w:lvlOverride w:ilvl="4">
-      <w:startOverride w:val="1"/>
-    </w:lvlOverride>
-    <w:lvlOverride w:ilvl="5">
-      <w:startOverride w:val="1"/>
-    </w:lvlOverride>
-    <w:lvlOverride w:ilvl="6">
-      <w:startOverride w:val="1"/>
-    </w:lvlOverride>
-    <w:lvlOverride w:ilvl="7">
-      <w:startOverride w:val="1"/>
-    </w:lvlOverride>
-    <w:lvlOverride w:ilvl="8">
-      <w:startOverride w:val="1"/>
-    </w:lvlOverride>
-  </w:num>
-  <w:num w:numId="1050">
-    <w:abstractNumId w:val="99411"/>
-    <w:lvlOverride w:ilvl="0">
-      <w:startOverride w:val="1"/>
-    </w:lvlOverride>
-    <w:lvlOverride w:ilvl="1">
-      <w:startOverride w:val="1"/>
-    </w:lvlOverride>
-    <w:lvlOverride w:ilvl="2">
-      <w:startOverride w:val="1"/>
-    </w:lvlOverride>
-    <w:lvlOverride w:ilvl="3">
-      <w:startOverride w:val="1"/>
-    </w:lvlOverride>
-    <w:lvlOverride w:ilvl="4">
-      <w:startOverride w:val="1"/>
-    </w:lvlOverride>
-    <w:lvlOverride w:ilvl="5">
-      <w:startOverride w:val="1"/>
-    </w:lvlOverride>
-    <w:lvlOverride w:ilvl="6">
-      <w:startOverride w:val="1"/>
-    </w:lvlOverride>
-    <w:lvlOverride w:ilvl="7">
-      <w:startOverride w:val="1"/>
-    </w:lvlOverride>
-    <w:lvlOverride w:ilvl="8">
-      <w:startOverride w:val="1"/>
-    </w:lvlOverride>
-  </w:num>
-  <w:num w:numId="1051">
     <w:abstractNumId w:val="991"/>
   </w:num>
 </w:numbering>
